--- a/interview/infra/docker/docker-ques.docx
+++ b/interview/infra/docker/docker-ques.docx
@@ -222,7 +222,6 @@
             <w:hideMark/>
           </w:tcPr>
           <w:p>
-            <w:proofErr w:type="spellStart"/>
             <w:r>
               <w:rPr>
                 <w:b/>
@@ -230,7 +229,6 @@
               </w:rPr>
               <w:t>Dockerfile</w:t>
             </w:r>
-            <w:proofErr w:type="spellEnd"/>
           </w:p>
         </w:tc>
         <w:tc>
@@ -444,15 +442,7 @@
         <w:t>layers</w:t>
       </w:r>
       <w:r>
-        <w:t xml:space="preserve">, and every command in the </w:t>
-      </w:r>
-      <w:proofErr w:type="spellStart"/>
-      <w:r>
-        <w:t>Dockerfile</w:t>
-      </w:r>
-      <w:proofErr w:type="spellEnd"/>
-      <w:r>
-        <w:t xml:space="preserve"> creates a new layer. This makes them </w:t>
+        <w:t xml:space="preserve">, and every command in the Dockerfile creates a new layer. This makes them </w:t>
       </w:r>
       <w:r>
         <w:rPr>
@@ -520,15 +510,13 @@
         <w:t>running instance</w:t>
       </w:r>
       <w:r>
-        <w:t xml:space="preserve"> of a Docker </w:t>
-      </w:r>
-      <w:proofErr w:type="spellStart"/>
-      <w:r>
-        <w:t>image.the</w:t>
-      </w:r>
-      <w:proofErr w:type="spellEnd"/>
-      <w:r>
-        <w:t xml:space="preserve"> image is the template, the container is the actual, live app.</w:t>
+        <w:t xml:space="preserve"> of a Docker image.</w:t>
+      </w:r>
+      <w:r>
+        <w:t xml:space="preserve"> </w:t>
+      </w:r>
+      <w:r>
+        <w:t>the image is the template, the container is the actual, live app.</w:t>
       </w:r>
     </w:p>
     <w:p>
@@ -595,22 +583,8 @@
           <w14:ligatures w14:val="none"/>
         </w:rPr>
         <w:lastRenderedPageBreak/>
-        <w:t xml:space="preserve">3. </w:t>
-      </w:r>
-      <w:proofErr w:type="spellStart"/>
-      <w:r>
-        <w:rPr>
-          <w:rFonts w:ascii="Times New Roman" w:eastAsia="Times New Roman" w:hAnsi="Times New Roman" w:cs="Times New Roman"/>
-          <w:b/>
-          <w:bCs/>
-          <w:kern w:val="0"/>
-          <w:sz w:val="36"/>
-          <w:szCs w:val="36"/>
-          <w14:ligatures w14:val="none"/>
-        </w:rPr>
-        <w:t>Dockerfile</w:t>
-      </w:r>
-      <w:proofErr w:type="spellEnd"/>
+        <w:t>3. Dockerfile</w:t>
+      </w:r>
     </w:p>
     <w:p>
       <w:pPr>
@@ -634,7 +608,6 @@
         </w:rPr>
         <w:t xml:space="preserve">A </w:t>
       </w:r>
-      <w:proofErr w:type="spellStart"/>
       <w:r>
         <w:rPr>
           <w:rFonts w:ascii="Times New Roman" w:eastAsia="Times New Roman" w:hAnsi="Times New Roman" w:cs="Times New Roman"/>
@@ -647,7 +620,6 @@
         </w:rPr>
         <w:t>Dockerfile</w:t>
       </w:r>
-      <w:proofErr w:type="spellEnd"/>
       <w:r>
         <w:rPr>
           <w:rFonts w:ascii="Times New Roman" w:eastAsia="Times New Roman" w:hAnsi="Times New Roman" w:cs="Times New Roman"/>
@@ -932,23 +904,7 @@
           <w:b/>
           <w:bCs/>
         </w:rPr>
-        <w:t>Docker Daemon (</w:t>
-      </w:r>
-      <w:proofErr w:type="spellStart"/>
-      <w:r>
-        <w:rPr>
-          <w:b/>
-          <w:bCs/>
-        </w:rPr>
-        <w:t>dockerd</w:t>
-      </w:r>
-      <w:proofErr w:type="spellEnd"/>
-      <w:r>
-        <w:rPr>
-          <w:b/>
-          <w:bCs/>
-        </w:rPr>
-        <w:t>)</w:t>
+        <w:t>Docker Daemon (dockerd)</w:t>
       </w:r>
       <w:r>
         <w:t xml:space="preserve"> – Runs in background and manages containers.</w:t>
@@ -1011,15 +967,7 @@
         <w:t>Docker daemon</w:t>
       </w:r>
       <w:r>
-        <w:t xml:space="preserve"> (</w:t>
-      </w:r>
-      <w:proofErr w:type="spellStart"/>
-      <w:r>
-        <w:t>dockerd</w:t>
-      </w:r>
-      <w:proofErr w:type="spellEnd"/>
-      <w:r>
-        <w:t xml:space="preserve">) is the </w:t>
+        <w:t xml:space="preserve"> (dockerd) is the </w:t>
       </w:r>
       <w:r>
         <w:rPr>
@@ -2705,13 +2653,8 @@
         <w:t>Developers</w:t>
       </w:r>
       <w:r>
-        <w:t xml:space="preserve"> build Docker images using a </w:t>
-      </w:r>
-      <w:proofErr w:type="spellStart"/>
-      <w:r>
-        <w:t>Dockerfile</w:t>
-      </w:r>
-      <w:proofErr w:type="spellEnd"/>
+        <w:t xml:space="preserve"> build Docker images using a Dockerfile</w:t>
+      </w:r>
     </w:p>
     <w:p>
       <w:pPr>
@@ -5024,18 +4967,7 @@
         <w:t xml:space="preserve">create </w:t>
       </w:r>
       <w:r>
-        <w:t>docker-</w:t>
-      </w:r>
-      <w:proofErr w:type="spellStart"/>
-      <w:r>
-        <w:t>compose.yml</w:t>
-      </w:r>
-      <w:proofErr w:type="spellEnd"/>
-      <w:r>
-        <w:t xml:space="preserve"> and </w:t>
-      </w:r>
-      <w:r>
-        <w:t>Docker file</w:t>
+        <w:t>docker-compose.yml and Docker file</w:t>
       </w:r>
     </w:p>
     <w:p>
@@ -5050,15 +4982,7 @@
         <w:t xml:space="preserve">build spring boot docker image: </w:t>
       </w:r>
       <w:r>
-        <w:t xml:space="preserve">docker build -t </w:t>
-      </w:r>
-      <w:proofErr w:type="spellStart"/>
-      <w:r>
-        <w:t>springboot</w:t>
-      </w:r>
-      <w:proofErr w:type="spellEnd"/>
-      <w:r>
-        <w:t>-app .</w:t>
+        <w:t>docker build -t springboot-app .</w:t>
       </w:r>
     </w:p>
     <w:p>
@@ -5102,17 +5026,46 @@
           <w:b/>
           <w:bCs/>
         </w:rPr>
-        <w:t xml:space="preserve"> and test app: docker </w:t>
-      </w:r>
-      <w:proofErr w:type="spellStart"/>
-      <w:r>
-        <w:rPr>
-          <w:b/>
-          <w:bCs/>
-        </w:rPr>
-        <w:t>ps</w:t>
-      </w:r>
-      <w:proofErr w:type="spellEnd"/>
+        <w:t xml:space="preserve"> and test app: docker ps</w:t>
+      </w:r>
+    </w:p>
+    <w:p>
+      <w:r>
+        <w:t>Vm vs Docker</w:t>
+      </w:r>
+    </w:p>
+    <w:p>
+      <w:r>
+        <w:t xml:space="preserve">Docker virtualize only application layer while VM virtualize </w:t>
+      </w:r>
+      <w:r>
+        <w:t>app and os layer.</w:t>
+      </w:r>
+    </w:p>
+    <w:p>
+      <w:r>
+        <w:t xml:space="preserve">Cons: </w:t>
+      </w:r>
+      <w:r>
+        <w:t>Mostly docker uses linux kernel, so here docker des</w:t>
+      </w:r>
+      <w:r>
+        <w:t>ktop help</w:t>
+      </w:r>
+      <w:r>
+        <w:t xml:space="preserve"> because of hypervis</w:t>
+      </w:r>
+      <w:r>
+        <w:t>or. Means docker desktop contains a small linux OS machine.</w:t>
+      </w:r>
+    </w:p>
+    <w:p>
+      <w:r>
+        <w:t xml:space="preserve">For debugging </w:t>
+      </w:r>
+      <w:r>
+        <w:t>docker logs, exec and inspect command we can use.</w:t>
+      </w:r>
     </w:p>
     <w:sectPr>
       <w:pgSz w:w="12240" w:h="15840"/>
@@ -7358,6 +7311,7 @@
   <w:style w:type="character" w:default="1" w:styleId="DefaultParagraphFont">
     <w:name w:val="Default Paragraph Font"/>
     <w:uiPriority w:val="1"/>
+    <w:semiHidden/>
     <w:unhideWhenUsed/>
   </w:style>
   <w:style w:type="table" w:default="1" w:styleId="TableNormal">
